--- a/docs/CryptoAssist_PRD.docx
+++ b/docs/CryptoAssist_PRD.docx
@@ -4787,7 +4787,7 @@
           <w:szCs w:val="22"/>
           <w:rtl w:val="0"/>
         </w:rPr>
-        <w:t xml:space="preserve">Производительность: время ответа бота (отправка сообщения → появление ответа) не должно превышать 3 секунд.</w:t>
+        <w:t xml:space="preserve">Производительность: время ответа бота (отправка сообщения → появление ответа) не должно превышать 30 секунд.</w:t>
       </w:r>
       <w:r>
         <w:rPr>
